--- a/docgen/コンポーネント一覧.docx
+++ b/docgen/コンポーネント一覧.docx
@@ -419,6 +419,80 @@
           </w:p>
         </w:tc>
       </w:tr>
+      <w:tr>
+        <w:tc>
+          <w:tcPr>
+            <w:tcW w:type="dxa" w:w="1400"/>
+            <w:tcMar>
+              <w:top w:type="dxa" w:w="80"/>
+              <w:left w:type="dxa" w:w="100"/>
+              <w:bottom w:type="dxa" w:w="80"/>
+              <w:right w:type="dxa" w:w="100"/>
+            </w:tcMar>
+            <w:vAlign w:val="center"/>
+          </w:tcPr>
+          <w:p>
+            <w:r>
+              <w:rPr>
+                <w:b w:val="false"/>
+                <w:bCs w:val="false"/>
+                <w:color w:val="000000"/>
+                <w:sz w:val="18"/>
+                <w:szCs w:val="18"/>
+              </w:rPr>
+              <w:t xml:space="preserve">v1.2</w:t>
+            </w:r>
+          </w:p>
+        </w:tc>
+        <w:tc>
+          <w:tcPr>
+            <w:tcW w:type="dxa" w:w="2200"/>
+            <w:tcMar>
+              <w:top w:type="dxa" w:w="80"/>
+              <w:left w:type="dxa" w:w="100"/>
+              <w:bottom w:type="dxa" w:w="80"/>
+              <w:right w:type="dxa" w:w="100"/>
+            </w:tcMar>
+            <w:vAlign w:val="center"/>
+          </w:tcPr>
+          <w:p>
+            <w:r>
+              <w:rPr>
+                <w:b w:val="false"/>
+                <w:bCs w:val="false"/>
+                <w:color w:val="000000"/>
+                <w:sz w:val="18"/>
+                <w:szCs w:val="18"/>
+              </w:rPr>
+              <w:t xml:space="preserve">2026年8月</w:t>
+            </w:r>
+          </w:p>
+        </w:tc>
+        <w:tc>
+          <w:tcPr>
+            <w:tcW w:type="dxa" w:w="6800"/>
+            <w:tcMar>
+              <w:top w:type="dxa" w:w="80"/>
+              <w:left w:type="dxa" w:w="100"/>
+              <w:bottom w:type="dxa" w:w="80"/>
+              <w:right w:type="dxa" w:w="100"/>
+            </w:tcMar>
+            <w:vAlign w:val="center"/>
+          </w:tcPr>
+          <w:p>
+            <w:r>
+              <w:rPr>
+                <w:b w:val="false"/>
+                <w:bCs w:val="false"/>
+                <w:color w:val="000000"/>
+                <w:sz w:val="18"/>
+                <w:szCs w:val="18"/>
+              </w:rPr>
+              <w:t xml:space="preserve">Googleアカウントログイン・2段階認証(TOTP)対応に伴いTwoFactorSetupScreenを追加</w:t>
+            </w:r>
+          </w:p>
+        </w:tc>
+      </w:tr>
     </w:tbl>
     <w:p>
       <w:r>
@@ -1235,7 +1309,57 @@
                 <w:sz w:val="18"/>
                 <w:szCs w:val="18"/>
               </w:rPr>
-              <w:t xml:space="preserve">ログイン/新規登録/コード参加タブ</w:t>
+              <w:t xml:space="preserve">ログイン/新規登録/コード参加タブ、Googleログインボタン、2段階認証コード入力(pending時)</w:t>
+            </w:r>
+          </w:p>
+        </w:tc>
+      </w:tr>
+      <w:tr>
+        <w:tc>
+          <w:tcPr>
+            <w:tcW w:type="dxa" w:w="2600"/>
+            <w:tcMar>
+              <w:top w:type="dxa" w:w="80"/>
+              <w:left w:type="dxa" w:w="100"/>
+              <w:bottom w:type="dxa" w:w="80"/>
+              <w:right w:type="dxa" w:w="100"/>
+            </w:tcMar>
+            <w:vAlign w:val="center"/>
+          </w:tcPr>
+          <w:p>
+            <w:r>
+              <w:rPr>
+                <w:b w:val="false"/>
+                <w:bCs w:val="false"/>
+                <w:color w:val="000000"/>
+                <w:sz w:val="18"/>
+                <w:szCs w:val="18"/>
+              </w:rPr>
+              <w:t xml:space="preserve">TwoFactorSetupScreen</w:t>
+            </w:r>
+          </w:p>
+        </w:tc>
+        <w:tc>
+          <w:tcPr>
+            <w:tcW w:type="dxa" w:w="7800"/>
+            <w:tcMar>
+              <w:top w:type="dxa" w:w="80"/>
+              <w:left w:type="dxa" w:w="100"/>
+              <w:bottom w:type="dxa" w:w="80"/>
+              <w:right w:type="dxa" w:w="100"/>
+            </w:tcMar>
+            <w:vAlign w:val="center"/>
+          </w:tcPr>
+          <w:p>
+            <w:r>
+              <w:rPr>
+                <w:b w:val="false"/>
+                <w:bCs w:val="false"/>
+                <w:color w:val="000000"/>
+                <w:sz w:val="18"/>
+                <w:szCs w:val="18"/>
+              </w:rPr>
+              <w:t xml:space="preserve">2段階認証の設定・管理(promptモード=登録直後の案内、manageモード=マイページからの管理)</w:t>
             </w:r>
           </w:p>
         </w:tc>
